--- a/Documentos/Practica 30 sep.docx
+++ b/Documentos/Practica 30 sep.docx
@@ -30,7 +30,6 @@
         <w:tblCellMar>
           <w:top w:w="121" w:type="dxa"/>
           <w:left w:w="121" w:type="dxa"/>
-          <w:bottom w:w="0" w:type="dxa"/>
           <w:right w:w="115" w:type="dxa"/>
         </w:tblCellMar>
         <w:tblLook w:val="04A0" w:firstRow="1" w:lastRow="0" w:firstColumn="1" w:lastColumn="0" w:noHBand="0" w:noVBand="1"/>
@@ -473,13 +472,7 @@
     <w:p>
       <w:r>
         <w:lastRenderedPageBreak/>
-        <w:t xml:space="preserve">2. Se envía una petición POST para configurar un nuevo túnel VPN, pero el token de </w:t>
-      </w:r>
-      <w:r>
-        <w:t>autenticación en</w:t>
-      </w:r>
-      <w:r>
-        <w:t xml:space="preserve"> el encabezado Authorization ha expirado o es inválido.</w:t>
+        <w:t>2. Se envía una petición POST para configurar un nuevo túnel VPN, pero el token de autenticación en el encabezado Authorization ha expirado o es inválido.</w:t>
       </w:r>
     </w:p>
     <w:p>
@@ -508,28 +501,7 @@
     </w:p>
     <w:p>
       <w:r>
-        <w:t xml:space="preserve">3. Un administrador de red intenta actualizar la IP de un servidor mediante un método </w:t>
-      </w:r>
-      <w:r>
-        <w:t>PUT.</w:t>
-      </w:r>
-      <w:r>
-        <w:t xml:space="preserve"> La</w:t>
-      </w:r>
-      <w:r>
-        <w:t xml:space="preserve"> </w:t>
-      </w:r>
-      <w:r>
-        <w:t>API responde con un código 400 Bad Request. Explica dos posibles razones técnicas</w:t>
-      </w:r>
-      <w:r>
-        <w:t xml:space="preserve"> </w:t>
-      </w:r>
-      <w:r>
-        <w:t>relacionadas con la estructura de la petición (payload) que podrían causar este error específico</w:t>
-      </w:r>
-      <w:r>
-        <w:t>:</w:t>
+        <w:t>3. Un administrador de red intenta actualizar la IP de un servidor mediante un método PUT. La API responde con un código 400 Bad Request. Explica dos posibles razones técnicas relacionadas con la estructura de la petición (payload) que podrían causar este error específico:</w:t>
       </w:r>
     </w:p>
     <w:p>
@@ -603,13 +575,7 @@
         <w:rPr>
           <w:rFonts w:cstheme="minorHAnsi"/>
         </w:rPr>
-        <w:t xml:space="preserve"> o falta un campo obligatorio. El servidor entiende el mensaje, pero no puede aceptar esos </w:t>
-      </w:r>
-      <w:r>
-        <w:rPr>
-          <w:rFonts w:cstheme="minorHAnsi"/>
-        </w:rPr>
-        <w:t>datos.</w:t>
+        <w:t xml:space="preserve"> o falta un campo obligatorio. El servidor entiende el mensaje, pero no puede aceptar esos datos.</w:t>
       </w:r>
       <w:r>
         <w:rPr>
@@ -624,15 +590,7 @@
           <w:rFonts w:cstheme="minorHAnsi"/>
           <w:b w:val="0"/>
         </w:rPr>
-        <w:t>En</w:t>
-      </w:r>
-      <w:r>
-        <w:rPr>
-          <w:rStyle w:val="Textoennegrita"/>
-          <w:rFonts w:cstheme="minorHAnsi"/>
-          <w:b w:val="0"/>
-        </w:rPr>
-        <w:t xml:space="preserve"> resumen:</w:t>
+        <w:t>En resumen:</w:t>
       </w:r>
       <w:r>
         <w:rPr>
@@ -644,16 +602,7 @@
     <w:p/>
     <w:p>
       <w:r>
-        <w:t xml:space="preserve">4. </w:t>
-      </w:r>
-      <w:r>
-        <w:t>¿Cuál es la diferencia principal entre el uso de POST y PUT al configurar una interfaz de red,</w:t>
-      </w:r>
-      <w:r>
-        <w:t xml:space="preserve"> </w:t>
-      </w:r>
-      <w:r>
-        <w:t>considerando la propiedad de idempotencia?</w:t>
+        <w:t>4. ¿Cuál es la diferencia principal entre el uso de POST y PUT al configurar una interfaz de red, considerando la propiedad de idempotencia?</w:t>
       </w:r>
     </w:p>
     <w:p>
@@ -674,19 +623,7 @@
         <w:rPr>
           <w:rFonts w:asciiTheme="minorHAnsi" w:hAnsiTheme="minorHAnsi" w:cstheme="minorHAnsi"/>
         </w:rPr>
-        <w:t xml:space="preserve"> significa </w:t>
-      </w:r>
-      <w:r>
-        <w:rPr>
-          <w:rFonts w:asciiTheme="minorHAnsi" w:hAnsiTheme="minorHAnsi" w:cstheme="minorHAnsi"/>
-        </w:rPr>
-        <w:t>que,</w:t>
-      </w:r>
-      <w:r>
-        <w:rPr>
-          <w:rFonts w:asciiTheme="minorHAnsi" w:hAnsiTheme="minorHAnsi" w:cstheme="minorHAnsi"/>
-        </w:rPr>
-        <w:t xml:space="preserve"> si repites la misma petición varias veces, el resultado es siempre el mismo que si la hubieras enviado una sola vez.</w:t>
+        <w:t xml:space="preserve"> significa que, si repites la misma petición varias veces, el resultado es siempre el mismo que si la hubieras enviado una sola vez.</w:t>
       </w:r>
     </w:p>
     <w:p>
@@ -747,23 +684,1215 @@
       <w:r>
         <w:t>PUT se puede repetir sin problema; POST cambia algo nuevo cada vez.</w:t>
       </w:r>
+    </w:p>
+    <w:p>
+      <w:pPr>
+        <w:pStyle w:val="NormalWeb"/>
+        <w:rPr>
+          <w:rFonts w:asciiTheme="minorHAnsi" w:hAnsiTheme="minorHAnsi" w:cstheme="minorHAnsi"/>
+        </w:rPr>
+      </w:pPr>
+    </w:p>
+    <w:p>
+      <w:pPr>
+        <w:pStyle w:val="NormalWeb"/>
+        <w:rPr>
+          <w:rFonts w:asciiTheme="minorHAnsi" w:hAnsiTheme="minorHAnsi" w:cstheme="minorHAnsi"/>
+        </w:rPr>
+      </w:pPr>
+    </w:p>
+    <w:p>
+      <w:pPr>
+        <w:pStyle w:val="NormalWeb"/>
+        <w:rPr>
+          <w:rFonts w:asciiTheme="minorHAnsi" w:hAnsiTheme="minorHAnsi" w:cstheme="minorHAnsi"/>
+        </w:rPr>
+      </w:pPr>
+    </w:p>
+    <w:p>
+      <w:pPr>
+        <w:pStyle w:val="NormalWeb"/>
+        <w:rPr>
+          <w:rFonts w:asciiTheme="minorHAnsi" w:hAnsiTheme="minorHAnsi" w:cstheme="minorHAnsi"/>
+        </w:rPr>
+      </w:pPr>
+    </w:p>
+    <w:p>
+      <w:pPr>
+        <w:pStyle w:val="NormalWeb"/>
+        <w:rPr>
+          <w:rFonts w:asciiTheme="minorHAnsi" w:hAnsiTheme="minorHAnsi" w:cstheme="minorHAnsi"/>
+        </w:rPr>
+      </w:pPr>
+      <w:r>
+        <w:rPr>
+          <w:rFonts w:asciiTheme="minorHAnsi" w:hAnsiTheme="minorHAnsi" w:cstheme="minorHAnsi"/>
+        </w:rPr>
+        <w:lastRenderedPageBreak/>
+        <w:drawing>
+          <wp:inline distT="0" distB="0" distL="0" distR="0" wp14:anchorId="14F5B632" wp14:editId="0F855261">
+            <wp:extent cx="5400040" cy="3024505"/>
+            <wp:effectExtent l="0" t="0" r="0" b="4445"/>
+            <wp:docPr id="1" name="Imagen 1"/>
+            <wp:cNvGraphicFramePr>
+              <a:graphicFrameLocks xmlns:a="http://schemas.openxmlformats.org/drawingml/2006/main" noChangeAspect="1"/>
+            </wp:cNvGraphicFramePr>
+            <a:graphic xmlns:a="http://schemas.openxmlformats.org/drawingml/2006/main">
+              <a:graphicData uri="http://schemas.openxmlformats.org/drawingml/2006/picture">
+                <pic:pic xmlns:pic="http://schemas.openxmlformats.org/drawingml/2006/picture">
+                  <pic:nvPicPr>
+                    <pic:cNvPr id="1" name=""/>
+                    <pic:cNvPicPr/>
+                  </pic:nvPicPr>
+                  <pic:blipFill>
+                    <a:blip r:embed="rId4"/>
+                    <a:stretch>
+                      <a:fillRect/>
+                    </a:stretch>
+                  </pic:blipFill>
+                  <pic:spPr>
+                    <a:xfrm>
+                      <a:off x="0" y="0"/>
+                      <a:ext cx="5400040" cy="3024505"/>
+                    </a:xfrm>
+                    <a:prstGeom prst="rect">
+                      <a:avLst/>
+                    </a:prstGeom>
+                  </pic:spPr>
+                </pic:pic>
+              </a:graphicData>
+            </a:graphic>
+          </wp:inline>
+        </w:drawing>
+      </w:r>
+    </w:p>
+    <w:p>
+      <w:pPr>
+        <w:rPr>
+          <w:rFonts w:cstheme="minorHAnsi"/>
+        </w:rPr>
+      </w:pPr>
+      <w:r>
+        <w:rPr>
+          <w:rFonts w:cstheme="minorHAnsi"/>
+        </w:rPr>
+        <w:t>1. Escribe el pseudocódigo o completa el script de Python necesario para procesar la variable</w:t>
+      </w:r>
+      <w:r>
+        <w:rPr>
+          <w:rFonts w:cstheme="minorHAnsi"/>
+        </w:rPr>
+        <w:t xml:space="preserve"> </w:t>
+      </w:r>
+      <w:proofErr w:type="spellStart"/>
+      <w:r>
+        <w:rPr>
+          <w:rFonts w:cstheme="minorHAnsi"/>
+        </w:rPr>
+        <w:t>inventario_json</w:t>
+      </w:r>
+      <w:proofErr w:type="spellEnd"/>
+      <w:r>
+        <w:rPr>
+          <w:rFonts w:cstheme="minorHAnsi"/>
+        </w:rPr>
+        <w:t xml:space="preserve"> (que contiene el texto anterior). El script debe filtrar e imprimir únicamente los</w:t>
+      </w:r>
+      <w:r>
+        <w:rPr>
+          <w:rFonts w:cstheme="minorHAnsi"/>
+        </w:rPr>
+        <w:t xml:space="preserve"> </w:t>
+      </w:r>
+      <w:proofErr w:type="spellStart"/>
+      <w:r>
+        <w:rPr>
+          <w:rFonts w:cstheme="minorHAnsi"/>
+        </w:rPr>
+        <w:t>hostnames</w:t>
+      </w:r>
+      <w:proofErr w:type="spellEnd"/>
+      <w:r>
+        <w:rPr>
+          <w:rFonts w:cstheme="minorHAnsi"/>
+        </w:rPr>
+        <w:t xml:space="preserve"> de los dispositivos cuyo estado sea '</w:t>
+      </w:r>
+      <w:proofErr w:type="spellStart"/>
+      <w:r>
+        <w:rPr>
+          <w:rFonts w:cstheme="minorHAnsi"/>
+        </w:rPr>
+        <w:t>down</w:t>
+      </w:r>
+      <w:proofErr w:type="spellEnd"/>
+      <w:r>
+        <w:rPr>
+          <w:rFonts w:cstheme="minorHAnsi"/>
+        </w:rPr>
+        <w:t>'</w:t>
+      </w:r>
+    </w:p>
+    <w:p>
+      <w:pPr>
+        <w:rPr>
+          <w:rFonts w:cstheme="minorHAnsi"/>
+        </w:rPr>
+      </w:pPr>
+      <w:r>
+        <w:rPr>
+          <w:rFonts w:cstheme="minorHAnsi"/>
+        </w:rPr>
+        <w:t>'''</w:t>
+      </w:r>
+    </w:p>
+    <w:p>
+      <w:pPr>
+        <w:rPr>
+          <w:rFonts w:cstheme="minorHAnsi"/>
+        </w:rPr>
+      </w:pPr>
+      <w:r>
+        <w:rPr>
+          <w:rFonts w:cstheme="minorHAnsi"/>
+        </w:rPr>
+        <w:t xml:space="preserve">Mi primer servidor web con </w:t>
+      </w:r>
+      <w:proofErr w:type="spellStart"/>
+      <w:r>
+        <w:rPr>
+          <w:rFonts w:cstheme="minorHAnsi"/>
+        </w:rPr>
+        <w:t>Flask</w:t>
+      </w:r>
+      <w:proofErr w:type="spellEnd"/>
+      <w:r>
+        <w:rPr>
+          <w:rFonts w:cstheme="minorHAnsi"/>
+        </w:rPr>
+        <w:t xml:space="preserve"> y Python</w:t>
+      </w:r>
+    </w:p>
+    <w:p>
+      <w:pPr>
+        <w:rPr>
+          <w:rFonts w:cstheme="minorHAnsi"/>
+        </w:rPr>
+      </w:pPr>
+      <w:r>
+        <w:rPr>
+          <w:rFonts w:cstheme="minorHAnsi"/>
+        </w:rPr>
+        <w:t>Autor: Carlos Antonio Frias</w:t>
+      </w:r>
+    </w:p>
+    <w:p>
+      <w:pPr>
+        <w:rPr>
+          <w:rFonts w:cstheme="minorHAnsi"/>
+        </w:rPr>
+      </w:pPr>
+      <w:r>
+        <w:rPr>
+          <w:rFonts w:cstheme="minorHAnsi"/>
+        </w:rPr>
+        <w:t>Fecha: 30 septiembre</w:t>
+      </w:r>
+    </w:p>
+    <w:p>
+      <w:pPr>
+        <w:rPr>
+          <w:rFonts w:cstheme="minorHAnsi"/>
+        </w:rPr>
+      </w:pPr>
+      <w:r>
+        <w:rPr>
+          <w:rFonts w:cstheme="minorHAnsi"/>
+        </w:rPr>
+        <w:t>'''</w:t>
+      </w:r>
+    </w:p>
+    <w:p>
+      <w:pPr>
+        <w:rPr>
+          <w:rFonts w:cstheme="minorHAnsi"/>
+        </w:rPr>
+      </w:pPr>
+    </w:p>
+    <w:p>
+      <w:pPr>
+        <w:rPr>
+          <w:rFonts w:cstheme="minorHAnsi"/>
+        </w:rPr>
+      </w:pPr>
+      <w:proofErr w:type="spellStart"/>
+      <w:r>
+        <w:rPr>
+          <w:rFonts w:cstheme="minorHAnsi"/>
+        </w:rPr>
+        <w:t>from</w:t>
+      </w:r>
+      <w:proofErr w:type="spellEnd"/>
+      <w:r>
+        <w:rPr>
+          <w:rFonts w:cstheme="minorHAnsi"/>
+        </w:rPr>
+        <w:t xml:space="preserve"> </w:t>
+      </w:r>
+      <w:proofErr w:type="spellStart"/>
+      <w:r>
+        <w:rPr>
+          <w:rFonts w:cstheme="minorHAnsi"/>
+        </w:rPr>
+        <w:t>flask</w:t>
+      </w:r>
+      <w:proofErr w:type="spellEnd"/>
+      <w:r>
+        <w:rPr>
+          <w:rFonts w:cstheme="minorHAnsi"/>
+        </w:rPr>
+        <w:t xml:space="preserve"> </w:t>
+      </w:r>
+      <w:proofErr w:type="spellStart"/>
+      <w:r>
+        <w:rPr>
+          <w:rFonts w:cstheme="minorHAnsi"/>
+        </w:rPr>
+        <w:t>import</w:t>
+      </w:r>
+      <w:proofErr w:type="spellEnd"/>
+      <w:r>
+        <w:rPr>
+          <w:rFonts w:cstheme="minorHAnsi"/>
+        </w:rPr>
+        <w:t xml:space="preserve"> </w:t>
+      </w:r>
+      <w:proofErr w:type="spellStart"/>
+      <w:r>
+        <w:rPr>
+          <w:rFonts w:cstheme="minorHAnsi"/>
+        </w:rPr>
+        <w:t>Flask</w:t>
+      </w:r>
+      <w:proofErr w:type="spellEnd"/>
+    </w:p>
+    <w:p>
+      <w:pPr>
+        <w:rPr>
+          <w:rFonts w:cstheme="minorHAnsi"/>
+        </w:rPr>
+      </w:pPr>
+    </w:p>
+    <w:p>
+      <w:pPr>
+        <w:rPr>
+          <w:rFonts w:cstheme="minorHAnsi"/>
+        </w:rPr>
+      </w:pPr>
+      <w:r>
+        <w:rPr>
+          <w:rFonts w:cstheme="minorHAnsi"/>
+        </w:rPr>
+        <w:t xml:space="preserve">app = </w:t>
+      </w:r>
+      <w:proofErr w:type="spellStart"/>
+      <w:r>
+        <w:rPr>
+          <w:rFonts w:cstheme="minorHAnsi"/>
+        </w:rPr>
+        <w:t>Flask</w:t>
+      </w:r>
+      <w:proofErr w:type="spellEnd"/>
+      <w:r>
+        <w:rPr>
+          <w:rFonts w:cstheme="minorHAnsi"/>
+        </w:rPr>
+        <w:t>(__</w:t>
+      </w:r>
+      <w:proofErr w:type="spellStart"/>
+      <w:r>
+        <w:rPr>
+          <w:rFonts w:cstheme="minorHAnsi"/>
+        </w:rPr>
+        <w:t>name</w:t>
+      </w:r>
+      <w:proofErr w:type="spellEnd"/>
+      <w:r>
+        <w:rPr>
+          <w:rFonts w:cstheme="minorHAnsi"/>
+        </w:rPr>
+        <w:t>__)</w:t>
+      </w:r>
+    </w:p>
+    <w:p>
+      <w:pPr>
+        <w:rPr>
+          <w:rFonts w:cstheme="minorHAnsi"/>
+        </w:rPr>
+      </w:pPr>
+    </w:p>
+    <w:p>
+      <w:pPr>
+        <w:rPr>
+          <w:rFonts w:cstheme="minorHAnsi"/>
+        </w:rPr>
+      </w:pPr>
+      <w:r>
+        <w:rPr>
+          <w:rFonts w:cstheme="minorHAnsi"/>
+        </w:rPr>
+        <w:t>inventario = [</w:t>
+      </w:r>
+    </w:p>
+    <w:p>
+      <w:pPr>
+        <w:rPr>
+          <w:rFonts w:cstheme="minorHAnsi"/>
+        </w:rPr>
+      </w:pPr>
+      <w:r>
+        <w:rPr>
+          <w:rFonts w:cstheme="minorHAnsi"/>
+        </w:rPr>
+        <w:t>{"</w:t>
+      </w:r>
+      <w:proofErr w:type="spellStart"/>
+      <w:r>
+        <w:rPr>
+          <w:rFonts w:cstheme="minorHAnsi"/>
+        </w:rPr>
+        <w:t>hostname</w:t>
+      </w:r>
+      <w:proofErr w:type="spellEnd"/>
+      <w:r>
+        <w:rPr>
+          <w:rFonts w:cstheme="minorHAnsi"/>
+        </w:rPr>
+        <w:t>": "Core-SW01", "</w:t>
+      </w:r>
+      <w:proofErr w:type="spellStart"/>
+      <w:r>
+        <w:rPr>
+          <w:rFonts w:cstheme="minorHAnsi"/>
+        </w:rPr>
+        <w:t>ip</w:t>
+      </w:r>
+      <w:proofErr w:type="spellEnd"/>
+      <w:r>
+        <w:rPr>
+          <w:rFonts w:cstheme="minorHAnsi"/>
+        </w:rPr>
+        <w:t>": "10.0.0.1", "status": "up"},</w:t>
+      </w:r>
+    </w:p>
+    <w:p>
+      <w:pPr>
+        <w:rPr>
+          <w:rFonts w:cstheme="minorHAnsi"/>
+        </w:rPr>
+      </w:pPr>
+      <w:r>
+        <w:rPr>
+          <w:rFonts w:cstheme="minorHAnsi"/>
+        </w:rPr>
+        <w:t>{"</w:t>
+      </w:r>
+      <w:proofErr w:type="spellStart"/>
+      <w:r>
+        <w:rPr>
+          <w:rFonts w:cstheme="minorHAnsi"/>
+        </w:rPr>
+        <w:t>hostname</w:t>
+      </w:r>
+      <w:proofErr w:type="spellEnd"/>
+      <w:r>
+        <w:rPr>
+          <w:rFonts w:cstheme="minorHAnsi"/>
+        </w:rPr>
+        <w:t>": "Dist-SW02", "</w:t>
+      </w:r>
+      <w:proofErr w:type="spellStart"/>
+      <w:r>
+        <w:rPr>
+          <w:rFonts w:cstheme="minorHAnsi"/>
+        </w:rPr>
+        <w:t>ip</w:t>
+      </w:r>
+      <w:proofErr w:type="spellEnd"/>
+      <w:r>
+        <w:rPr>
+          <w:rFonts w:cstheme="minorHAnsi"/>
+        </w:rPr>
+        <w:t>": "10.0.0.2", "status": "</w:t>
+      </w:r>
+      <w:proofErr w:type="spellStart"/>
+      <w:r>
+        <w:rPr>
+          <w:rFonts w:cstheme="minorHAnsi"/>
+        </w:rPr>
+        <w:t>down</w:t>
+      </w:r>
+      <w:proofErr w:type="spellEnd"/>
+      <w:r>
+        <w:rPr>
+          <w:rFonts w:cstheme="minorHAnsi"/>
+        </w:rPr>
+        <w:t>"},</w:t>
+      </w:r>
+    </w:p>
+    <w:p>
+      <w:pPr>
+        <w:rPr>
+          <w:rFonts w:cstheme="minorHAnsi"/>
+        </w:rPr>
+      </w:pPr>
+      <w:r>
+        <w:rPr>
+          <w:rFonts w:cstheme="minorHAnsi"/>
+        </w:rPr>
+        <w:t>{"</w:t>
+      </w:r>
+      <w:proofErr w:type="spellStart"/>
+      <w:r>
+        <w:rPr>
+          <w:rFonts w:cstheme="minorHAnsi"/>
+        </w:rPr>
+        <w:t>hostname</w:t>
+      </w:r>
+      <w:proofErr w:type="spellEnd"/>
+      <w:r>
+        <w:rPr>
+          <w:rFonts w:cstheme="minorHAnsi"/>
+        </w:rPr>
+        <w:t>": "Access-SW03", "</w:t>
+      </w:r>
+      <w:proofErr w:type="spellStart"/>
+      <w:r>
+        <w:rPr>
+          <w:rFonts w:cstheme="minorHAnsi"/>
+        </w:rPr>
+        <w:t>ip</w:t>
+      </w:r>
+      <w:proofErr w:type="spellEnd"/>
+      <w:r>
+        <w:rPr>
+          <w:rFonts w:cstheme="minorHAnsi"/>
+        </w:rPr>
+        <w:t>": "10.0.0.3", "status": "up"},</w:t>
+      </w:r>
+    </w:p>
+    <w:p>
+      <w:pPr>
+        <w:rPr>
+          <w:rFonts w:cstheme="minorHAnsi"/>
+        </w:rPr>
+      </w:pPr>
+      <w:r>
+        <w:rPr>
+          <w:rFonts w:cstheme="minorHAnsi"/>
+        </w:rPr>
+        <w:t>{"</w:t>
+      </w:r>
+      <w:proofErr w:type="spellStart"/>
+      <w:r>
+        <w:rPr>
+          <w:rFonts w:cstheme="minorHAnsi"/>
+        </w:rPr>
+        <w:t>hostname</w:t>
+      </w:r>
+      <w:proofErr w:type="spellEnd"/>
+      <w:r>
+        <w:rPr>
+          <w:rFonts w:cstheme="minorHAnsi"/>
+        </w:rPr>
+        <w:t>": "Edge-R01", "</w:t>
+      </w:r>
+      <w:proofErr w:type="spellStart"/>
+      <w:r>
+        <w:rPr>
+          <w:rFonts w:cstheme="minorHAnsi"/>
+        </w:rPr>
+        <w:t>ip</w:t>
+      </w:r>
+      <w:proofErr w:type="spellEnd"/>
+      <w:r>
+        <w:rPr>
+          <w:rFonts w:cstheme="minorHAnsi"/>
+        </w:rPr>
+        <w:t>": "172.16.1.1", "status": "</w:t>
+      </w:r>
+      <w:proofErr w:type="spellStart"/>
+      <w:r>
+        <w:rPr>
+          <w:rFonts w:cstheme="minorHAnsi"/>
+        </w:rPr>
+        <w:t>down</w:t>
+      </w:r>
+      <w:proofErr w:type="spellEnd"/>
+      <w:r>
+        <w:rPr>
+          <w:rFonts w:cstheme="minorHAnsi"/>
+        </w:rPr>
+        <w:t>"}</w:t>
+      </w:r>
+    </w:p>
+    <w:p>
+      <w:pPr>
+        <w:rPr>
+          <w:rFonts w:cstheme="minorHAnsi"/>
+        </w:rPr>
+      </w:pPr>
+      <w:r>
+        <w:rPr>
+          <w:rFonts w:cstheme="minorHAnsi"/>
+        </w:rPr>
+        <w:t>]</w:t>
+      </w:r>
+    </w:p>
+    <w:p>
+      <w:pPr>
+        <w:rPr>
+          <w:rFonts w:cstheme="minorHAnsi"/>
+        </w:rPr>
+      </w:pPr>
+    </w:p>
+    <w:p>
+      <w:pPr>
+        <w:rPr>
+          <w:rFonts w:cstheme="minorHAnsi"/>
+        </w:rPr>
+      </w:pPr>
+      <w:r>
+        <w:rPr>
+          <w:rFonts w:cstheme="minorHAnsi"/>
+        </w:rPr>
+        <w:t>@</w:t>
+      </w:r>
+      <w:proofErr w:type="spellStart"/>
+      <w:proofErr w:type="gramStart"/>
+      <w:r>
+        <w:rPr>
+          <w:rFonts w:cstheme="minorHAnsi"/>
+        </w:rPr>
+        <w:t>app.route</w:t>
+      </w:r>
+      <w:proofErr w:type="spellEnd"/>
+      <w:proofErr w:type="gramEnd"/>
+      <w:r>
+        <w:rPr>
+          <w:rFonts w:cstheme="minorHAnsi"/>
+        </w:rPr>
+        <w:t>("/")</w:t>
+      </w:r>
+    </w:p>
+    <w:p>
+      <w:pPr>
+        <w:rPr>
+          <w:rFonts w:cstheme="minorHAnsi"/>
+        </w:rPr>
+      </w:pPr>
+      <w:proofErr w:type="spellStart"/>
+      <w:r>
+        <w:rPr>
+          <w:rFonts w:cstheme="minorHAnsi"/>
+        </w:rPr>
+        <w:lastRenderedPageBreak/>
+        <w:t>def</w:t>
+      </w:r>
+      <w:proofErr w:type="spellEnd"/>
+      <w:r>
+        <w:rPr>
+          <w:rFonts w:cstheme="minorHAnsi"/>
+        </w:rPr>
+        <w:t xml:space="preserve"> </w:t>
+      </w:r>
+      <w:proofErr w:type="spellStart"/>
+      <w:r>
+        <w:rPr>
+          <w:rFonts w:cstheme="minorHAnsi"/>
+        </w:rPr>
+        <w:t>hello_</w:t>
+      </w:r>
+      <w:proofErr w:type="gramStart"/>
+      <w:r>
+        <w:rPr>
+          <w:rFonts w:cstheme="minorHAnsi"/>
+        </w:rPr>
+        <w:t>world</w:t>
+      </w:r>
+      <w:proofErr w:type="spellEnd"/>
+      <w:r>
+        <w:rPr>
+          <w:rFonts w:cstheme="minorHAnsi"/>
+        </w:rPr>
+        <w:t>(</w:t>
+      </w:r>
+      <w:proofErr w:type="gramEnd"/>
+      <w:r>
+        <w:rPr>
+          <w:rFonts w:cstheme="minorHAnsi"/>
+        </w:rPr>
+        <w:t>):</w:t>
+      </w:r>
+    </w:p>
+    <w:p>
+      <w:pPr>
+        <w:rPr>
+          <w:rFonts w:cstheme="minorHAnsi"/>
+        </w:rPr>
+      </w:pPr>
+      <w:r>
+        <w:rPr>
+          <w:rFonts w:cstheme="minorHAnsi"/>
+        </w:rPr>
+        <w:t xml:space="preserve">    </w:t>
+      </w:r>
+      <w:proofErr w:type="spellStart"/>
+      <w:r>
+        <w:rPr>
+          <w:rFonts w:cstheme="minorHAnsi"/>
+        </w:rPr>
+        <w:t>return</w:t>
+      </w:r>
+      <w:proofErr w:type="spellEnd"/>
+      <w:r>
+        <w:rPr>
+          <w:rFonts w:cstheme="minorHAnsi"/>
+        </w:rPr>
+        <w:t xml:space="preserve"> "&lt;p&gt;</w:t>
+      </w:r>
+      <w:proofErr w:type="spellStart"/>
+      <w:r>
+        <w:rPr>
+          <w:rFonts w:cstheme="minorHAnsi"/>
+        </w:rPr>
+        <w:t>Hello</w:t>
+      </w:r>
+      <w:proofErr w:type="spellEnd"/>
+      <w:r>
+        <w:rPr>
+          <w:rFonts w:cstheme="minorHAnsi"/>
+        </w:rPr>
+        <w:t xml:space="preserve">, </w:t>
+      </w:r>
+      <w:proofErr w:type="spellStart"/>
+      <w:proofErr w:type="gramStart"/>
+      <w:r>
+        <w:rPr>
+          <w:rFonts w:cstheme="minorHAnsi"/>
+        </w:rPr>
+        <w:t>World</w:t>
+      </w:r>
+      <w:proofErr w:type="spellEnd"/>
+      <w:r>
+        <w:rPr>
+          <w:rFonts w:cstheme="minorHAnsi"/>
+        </w:rPr>
+        <w:t>!&lt;</w:t>
+      </w:r>
+      <w:proofErr w:type="gramEnd"/>
+      <w:r>
+        <w:rPr>
+          <w:rFonts w:cstheme="minorHAnsi"/>
+        </w:rPr>
+        <w:t>/p&gt;"</w:t>
+      </w:r>
+    </w:p>
+    <w:p>
+      <w:pPr>
+        <w:rPr>
+          <w:rFonts w:cstheme="minorHAnsi"/>
+        </w:rPr>
+      </w:pPr>
+    </w:p>
+    <w:p>
+      <w:pPr>
+        <w:rPr>
+          <w:rFonts w:cstheme="minorHAnsi"/>
+        </w:rPr>
+      </w:pPr>
+      <w:r>
+        <w:rPr>
+          <w:rFonts w:cstheme="minorHAnsi"/>
+        </w:rPr>
+        <w:t>@</w:t>
+      </w:r>
+      <w:proofErr w:type="spellStart"/>
+      <w:proofErr w:type="gramStart"/>
+      <w:r>
+        <w:rPr>
+          <w:rFonts w:cstheme="minorHAnsi"/>
+        </w:rPr>
+        <w:t>app.route</w:t>
+      </w:r>
+      <w:proofErr w:type="spellEnd"/>
+      <w:proofErr w:type="gramEnd"/>
+      <w:r>
+        <w:rPr>
+          <w:rFonts w:cstheme="minorHAnsi"/>
+        </w:rPr>
+        <w:t>('/&lt;nombre&gt;')</w:t>
+      </w:r>
+    </w:p>
+    <w:p>
+      <w:pPr>
+        <w:rPr>
+          <w:rFonts w:cstheme="minorHAnsi"/>
+        </w:rPr>
+      </w:pPr>
+      <w:proofErr w:type="spellStart"/>
+      <w:r>
+        <w:rPr>
+          <w:rFonts w:cstheme="minorHAnsi"/>
+        </w:rPr>
+        <w:t>def</w:t>
+      </w:r>
+      <w:proofErr w:type="spellEnd"/>
+      <w:r>
+        <w:rPr>
+          <w:rFonts w:cstheme="minorHAnsi"/>
+        </w:rPr>
+        <w:t xml:space="preserve"> saludo(nombre):</w:t>
+      </w:r>
+    </w:p>
+    <w:p>
+      <w:pPr>
+        <w:rPr>
+          <w:rFonts w:cstheme="minorHAnsi"/>
+        </w:rPr>
+      </w:pPr>
+      <w:r>
+        <w:rPr>
+          <w:rFonts w:cstheme="minorHAnsi"/>
+        </w:rPr>
+        <w:tab/>
+      </w:r>
+      <w:proofErr w:type="spellStart"/>
+      <w:r>
+        <w:rPr>
+          <w:rFonts w:cstheme="minorHAnsi"/>
+        </w:rPr>
+        <w:t>return</w:t>
+      </w:r>
+      <w:proofErr w:type="spellEnd"/>
+      <w:r>
+        <w:rPr>
+          <w:rFonts w:cstheme="minorHAnsi"/>
+        </w:rPr>
+        <w:t xml:space="preserve"> f"&lt;h1&gt;Hola {nombre}&lt;/h1&gt;"</w:t>
+      </w:r>
+    </w:p>
+    <w:p>
+      <w:pPr>
+        <w:rPr>
+          <w:rFonts w:cstheme="minorHAnsi"/>
+        </w:rPr>
+      </w:pPr>
+    </w:p>
+    <w:p>
+      <w:pPr>
+        <w:rPr>
+          <w:rFonts w:cstheme="minorHAnsi"/>
+        </w:rPr>
+      </w:pPr>
+      <w:r>
+        <w:rPr>
+          <w:rFonts w:cstheme="minorHAnsi"/>
+        </w:rPr>
+        <w:t>@</w:t>
+      </w:r>
+      <w:proofErr w:type="spellStart"/>
+      <w:proofErr w:type="gramStart"/>
+      <w:r>
+        <w:rPr>
+          <w:rFonts w:cstheme="minorHAnsi"/>
+        </w:rPr>
+        <w:t>app.route</w:t>
+      </w:r>
+      <w:proofErr w:type="spellEnd"/>
+      <w:proofErr w:type="gramEnd"/>
+      <w:r>
+        <w:rPr>
+          <w:rFonts w:cstheme="minorHAnsi"/>
+        </w:rPr>
+        <w:t>('/dispositivo/&lt;</w:t>
+      </w:r>
+      <w:proofErr w:type="spellStart"/>
+      <w:r>
+        <w:rPr>
+          <w:rFonts w:cstheme="minorHAnsi"/>
+        </w:rPr>
+        <w:t>device</w:t>
+      </w:r>
+      <w:proofErr w:type="spellEnd"/>
+      <w:r>
+        <w:rPr>
+          <w:rFonts w:cstheme="minorHAnsi"/>
+        </w:rPr>
+        <w:t>&gt;')</w:t>
+      </w:r>
+    </w:p>
+    <w:p>
+      <w:pPr>
+        <w:rPr>
+          <w:rFonts w:cstheme="minorHAnsi"/>
+        </w:rPr>
+      </w:pPr>
+      <w:proofErr w:type="spellStart"/>
+      <w:r>
+        <w:rPr>
+          <w:rFonts w:cstheme="minorHAnsi"/>
+        </w:rPr>
+        <w:t>def</w:t>
+      </w:r>
+      <w:proofErr w:type="spellEnd"/>
+      <w:r>
+        <w:rPr>
+          <w:rFonts w:cstheme="minorHAnsi"/>
+        </w:rPr>
+        <w:t xml:space="preserve"> </w:t>
+      </w:r>
+      <w:proofErr w:type="spellStart"/>
+      <w:r>
+        <w:rPr>
+          <w:rFonts w:cstheme="minorHAnsi"/>
+        </w:rPr>
+        <w:t>buscar_dispositivo</w:t>
+      </w:r>
+      <w:proofErr w:type="spellEnd"/>
+      <w:r>
+        <w:rPr>
+          <w:rFonts w:cstheme="minorHAnsi"/>
+        </w:rPr>
+        <w:t>(</w:t>
+      </w:r>
+      <w:proofErr w:type="spellStart"/>
+      <w:r>
+        <w:rPr>
+          <w:rFonts w:cstheme="minorHAnsi"/>
+        </w:rPr>
+        <w:t>device</w:t>
+      </w:r>
+      <w:proofErr w:type="spellEnd"/>
+      <w:r>
+        <w:rPr>
+          <w:rFonts w:cstheme="minorHAnsi"/>
+        </w:rPr>
+        <w:t>):</w:t>
+      </w:r>
+    </w:p>
+    <w:p>
+      <w:pPr>
+        <w:rPr>
+          <w:rFonts w:cstheme="minorHAnsi"/>
+        </w:rPr>
+      </w:pPr>
+      <w:r>
+        <w:rPr>
+          <w:rFonts w:cstheme="minorHAnsi"/>
+        </w:rPr>
+        <w:t xml:space="preserve">    </w:t>
+      </w:r>
+      <w:proofErr w:type="spellStart"/>
+      <w:r>
+        <w:rPr>
+          <w:rFonts w:cstheme="minorHAnsi"/>
+        </w:rPr>
+        <w:t>for</w:t>
+      </w:r>
+      <w:proofErr w:type="spellEnd"/>
+      <w:r>
+        <w:rPr>
+          <w:rFonts w:cstheme="minorHAnsi"/>
+        </w:rPr>
+        <w:t xml:space="preserve"> d in inventario:</w:t>
+      </w:r>
+    </w:p>
+    <w:p>
+      <w:pPr>
+        <w:rPr>
+          <w:rFonts w:cstheme="minorHAnsi"/>
+        </w:rPr>
+      </w:pPr>
+      <w:r>
+        <w:rPr>
+          <w:rFonts w:cstheme="minorHAnsi"/>
+        </w:rPr>
+        <w:t xml:space="preserve">        </w:t>
+      </w:r>
+      <w:proofErr w:type="spellStart"/>
+      <w:r>
+        <w:rPr>
+          <w:rFonts w:cstheme="minorHAnsi"/>
+        </w:rPr>
+        <w:t>if</w:t>
+      </w:r>
+      <w:proofErr w:type="spellEnd"/>
+      <w:r>
+        <w:rPr>
+          <w:rFonts w:cstheme="minorHAnsi"/>
+        </w:rPr>
+        <w:t xml:space="preserve"> d["</w:t>
+      </w:r>
+      <w:proofErr w:type="spellStart"/>
+      <w:r>
+        <w:rPr>
+          <w:rFonts w:cstheme="minorHAnsi"/>
+        </w:rPr>
+        <w:t>hostname</w:t>
+      </w:r>
+      <w:proofErr w:type="spellEnd"/>
+      <w:r>
+        <w:rPr>
+          <w:rFonts w:cstheme="minorHAnsi"/>
+        </w:rPr>
+        <w:t>"</w:t>
+      </w:r>
+      <w:proofErr w:type="gramStart"/>
+      <w:r>
+        <w:rPr>
+          <w:rFonts w:cstheme="minorHAnsi"/>
+        </w:rPr>
+        <w:t>].</w:t>
+      </w:r>
+      <w:proofErr w:type="spellStart"/>
+      <w:r>
+        <w:rPr>
+          <w:rFonts w:cstheme="minorHAnsi"/>
+        </w:rPr>
+        <w:t>lower</w:t>
+      </w:r>
+      <w:proofErr w:type="spellEnd"/>
+      <w:proofErr w:type="gramEnd"/>
+      <w:r>
+        <w:rPr>
+          <w:rFonts w:cstheme="minorHAnsi"/>
+        </w:rPr>
+        <w:t xml:space="preserve">() == </w:t>
+      </w:r>
+      <w:proofErr w:type="spellStart"/>
+      <w:r>
+        <w:rPr>
+          <w:rFonts w:cstheme="minorHAnsi"/>
+        </w:rPr>
+        <w:t>device.lower</w:t>
+      </w:r>
+      <w:proofErr w:type="spellEnd"/>
+      <w:r>
+        <w:rPr>
+          <w:rFonts w:cstheme="minorHAnsi"/>
+        </w:rPr>
+        <w:t>():</w:t>
+      </w:r>
+    </w:p>
+    <w:p>
+      <w:pPr>
+        <w:rPr>
+          <w:rFonts w:cstheme="minorHAnsi"/>
+        </w:rPr>
+      </w:pPr>
+      <w:r>
+        <w:rPr>
+          <w:rFonts w:cstheme="minorHAnsi"/>
+        </w:rPr>
+        <w:t xml:space="preserve">            </w:t>
+      </w:r>
+      <w:proofErr w:type="spellStart"/>
+      <w:r>
+        <w:rPr>
+          <w:rFonts w:cstheme="minorHAnsi"/>
+        </w:rPr>
+        <w:t>return</w:t>
+      </w:r>
+      <w:proofErr w:type="spellEnd"/>
+      <w:r>
+        <w:rPr>
+          <w:rFonts w:cstheme="minorHAnsi"/>
+        </w:rPr>
+        <w:t xml:space="preserve"> </w:t>
+      </w:r>
+      <w:proofErr w:type="spellStart"/>
+      <w:r>
+        <w:rPr>
+          <w:rFonts w:cstheme="minorHAnsi"/>
+        </w:rPr>
+        <w:t>f"Nombre</w:t>
+      </w:r>
+      <w:proofErr w:type="spellEnd"/>
+      <w:r>
+        <w:rPr>
+          <w:rFonts w:cstheme="minorHAnsi"/>
+        </w:rPr>
+        <w:t>: {d['</w:t>
+      </w:r>
+      <w:proofErr w:type="spellStart"/>
+      <w:r>
+        <w:rPr>
+          <w:rFonts w:cstheme="minorHAnsi"/>
+        </w:rPr>
+        <w:t>hostname</w:t>
+      </w:r>
+      <w:proofErr w:type="spellEnd"/>
+      <w:r>
+        <w:rPr>
+          <w:rFonts w:cstheme="minorHAnsi"/>
+        </w:rPr>
+        <w:t>']} | IP: {d['</w:t>
+      </w:r>
+      <w:proofErr w:type="spellStart"/>
+      <w:r>
+        <w:rPr>
+          <w:rFonts w:cstheme="minorHAnsi"/>
+        </w:rPr>
+        <w:t>ip</w:t>
+      </w:r>
+      <w:proofErr w:type="spellEnd"/>
+      <w:r>
+        <w:rPr>
+          <w:rFonts w:cstheme="minorHAnsi"/>
+        </w:rPr>
+        <w:t>']} | Status: {d['status']}"</w:t>
+      </w:r>
+    </w:p>
+    <w:p>
+      <w:pPr>
+        <w:rPr>
+          <w:rFonts w:cstheme="minorHAnsi"/>
+        </w:rPr>
+      </w:pPr>
+      <w:r>
+        <w:rPr>
+          <w:rFonts w:cstheme="minorHAnsi"/>
+        </w:rPr>
+        <w:t xml:space="preserve">    </w:t>
+      </w:r>
+      <w:proofErr w:type="spellStart"/>
+      <w:r>
+        <w:rPr>
+          <w:rFonts w:cstheme="minorHAnsi"/>
+        </w:rPr>
+        <w:t>return</w:t>
+      </w:r>
+      <w:proofErr w:type="spellEnd"/>
+      <w:r>
+        <w:rPr>
+          <w:rFonts w:cstheme="minorHAnsi"/>
+        </w:rPr>
+        <w:t xml:space="preserve"> "Dispositivo no encontrado", 404</w:t>
+      </w:r>
+    </w:p>
+    <w:p>
+      <w:pPr>
+        <w:rPr>
+          <w:rFonts w:cstheme="minorHAnsi"/>
+        </w:rPr>
+      </w:pPr>
+    </w:p>
+    <w:p>
+      <w:pPr>
+        <w:rPr>
+          <w:rFonts w:cstheme="minorHAnsi"/>
+        </w:rPr>
+      </w:pPr>
+      <w:proofErr w:type="spellStart"/>
+      <w:r>
+        <w:rPr>
+          <w:rFonts w:cstheme="minorHAnsi"/>
+        </w:rPr>
+        <w:t>if</w:t>
+      </w:r>
+      <w:proofErr w:type="spellEnd"/>
+      <w:r>
+        <w:rPr>
+          <w:rFonts w:cstheme="minorHAnsi"/>
+        </w:rPr>
+        <w:t xml:space="preserve"> __</w:t>
+      </w:r>
+      <w:proofErr w:type="spellStart"/>
+      <w:r>
+        <w:rPr>
+          <w:rFonts w:cstheme="minorHAnsi"/>
+        </w:rPr>
+        <w:t>name</w:t>
+      </w:r>
+      <w:proofErr w:type="spellEnd"/>
+      <w:r>
+        <w:rPr>
+          <w:rFonts w:cstheme="minorHAnsi"/>
+        </w:rPr>
+        <w:t>__ == "__</w:t>
+      </w:r>
+      <w:proofErr w:type="spellStart"/>
+      <w:r>
+        <w:rPr>
+          <w:rFonts w:cstheme="minorHAnsi"/>
+        </w:rPr>
+        <w:t>main</w:t>
+      </w:r>
+      <w:proofErr w:type="spellEnd"/>
+      <w:r>
+        <w:rPr>
+          <w:rFonts w:cstheme="minorHAnsi"/>
+        </w:rPr>
+        <w:t>__":</w:t>
+      </w:r>
+    </w:p>
+    <w:p>
+      <w:pPr>
+        <w:rPr>
+          <w:rFonts w:cstheme="minorHAnsi"/>
+        </w:rPr>
+      </w:pPr>
+      <w:r>
+        <w:rPr>
+          <w:rFonts w:cstheme="minorHAnsi"/>
+        </w:rPr>
+        <w:tab/>
+      </w:r>
+      <w:proofErr w:type="spellStart"/>
+      <w:r>
+        <w:rPr>
+          <w:rFonts w:cstheme="minorHAnsi"/>
+        </w:rPr>
+        <w:t>app.run</w:t>
+      </w:r>
+      <w:proofErr w:type="spellEnd"/>
+      <w:r>
+        <w:rPr>
+          <w:rFonts w:cstheme="minorHAnsi"/>
+        </w:rPr>
+        <w:t>(</w:t>
+      </w:r>
+      <w:proofErr w:type="spellStart"/>
+      <w:r>
+        <w:rPr>
+          <w:rFonts w:cstheme="minorHAnsi"/>
+        </w:rPr>
+        <w:t>debug</w:t>
+      </w:r>
+      <w:proofErr w:type="spellEnd"/>
+      <w:r>
+        <w:rPr>
+          <w:rFonts w:cstheme="minorHAnsi"/>
+        </w:rPr>
+        <w:t xml:space="preserve">=True, </w:t>
+      </w:r>
+      <w:proofErr w:type="spellStart"/>
+      <w:r>
+        <w:rPr>
+          <w:rFonts w:cstheme="minorHAnsi"/>
+        </w:rPr>
+        <w:t>port</w:t>
+      </w:r>
+      <w:proofErr w:type="spellEnd"/>
+      <w:r>
+        <w:rPr>
+          <w:rFonts w:cstheme="minorHAnsi"/>
+        </w:rPr>
+        <w:t>=5050)</w:t>
+      </w:r>
       <w:bookmarkStart w:id="0" w:name="_GoBack"/>
       <w:bookmarkEnd w:id="0"/>
-    </w:p>
-    <w:p>
-      <w:pPr>
-        <w:pStyle w:val="NormalWeb"/>
-        <w:rPr>
-          <w:rFonts w:asciiTheme="minorHAnsi" w:hAnsiTheme="minorHAnsi" w:cstheme="minorHAnsi"/>
-        </w:rPr>
-      </w:pPr>
-    </w:p>
-    <w:p>
-      <w:pPr>
-        <w:rPr>
-          <w:rFonts w:cstheme="minorHAnsi"/>
-        </w:rPr>
-      </w:pPr>
     </w:p>
     <w:sectPr>
       <w:pgSz w:w="11906" w:h="16838"/>
@@ -1260,6 +2389,17 @@
       <w:szCs w:val="20"/>
     </w:rPr>
   </w:style>
+  <w:style w:type="paragraph" w:styleId="Prrafodelista">
+    <w:name w:val="List Paragraph"/>
+    <w:basedOn w:val="Normal"/>
+    <w:uiPriority w:val="34"/>
+    <w:qFormat/>
+    <w:rsid w:val="00DD72EC"/>
+    <w:pPr>
+      <w:ind w:left="720"/>
+      <w:contextualSpacing/>
+    </w:pPr>
+  </w:style>
 </w:styles>
 </file>
 
